--- a/TYBCA/Data Mining/Data Mining.docx
+++ b/TYBCA/Data Mining/Data Mining.docx
@@ -1,6 +1,6 @@
 
 <file path=word/document.xml><?xml version="1.0" encoding="utf-8"?>
-<w:document xmlns:wpc="http://schemas.microsoft.com/office/word/2010/wordprocessingCanvas" xmlns:cx="http://schemas.microsoft.com/office/drawing/2014/chartex" xmlns:cx1="http://schemas.microsoft.com/office/drawing/2015/9/8/chartex" xmlns:cx2="http://schemas.microsoft.com/office/drawing/2015/10/21/chartex" xmlns:cx3="http://schemas.microsoft.com/office/drawing/2016/5/9/chartex" xmlns:cx4="http://schemas.microsoft.com/office/drawing/2016/5/10/chartex" xmlns:cx5="http://schemas.microsoft.com/office/drawing/2016/5/11/chartex" xmlns:cx6="http://schemas.microsoft.com/office/drawing/2016/5/12/chartex" xmlns:cx7="http://schemas.microsoft.com/office/drawing/2016/5/13/chartex" xmlns:cx8="http://schemas.microsoft.com/office/drawing/2016/5/14/chartex" xmlns:mc="http://schemas.openxmlformats.org/markup-compatibility/2006" xmlns:aink="http://schemas.microsoft.com/office/drawing/2016/ink" xmlns:am3d="http://schemas.microsoft.com/office/drawing/2017/model3d" xmlns:o="urn:schemas-microsoft-com:office:office" xmlns:oel="http://schemas.microsoft.com/office/2019/extlst" xmlns:r="http://schemas.openxmlformats.org/officeDocument/2006/relationships" xmlns:m="http://schemas.openxmlformats.org/officeDocument/2006/math" xmlns:v="urn:schemas-microsoft-com:vml" xmlns:wp14="http://schemas.microsoft.com/office/word/2010/wordprocessingDrawing" xmlns:wp="http://schemas.openxmlformats.org/drawingml/2006/wordprocessingDrawing" xmlns:w10="urn:schemas-microsoft-com:office:word" xmlns:w="http://schemas.openxmlformats.org/wordprocessingml/2006/main" xmlns:w14="http://schemas.microsoft.com/office/word/2010/wordml" xmlns:w15="http://schemas.microsoft.com/office/word/2012/wordml" xmlns:w16cex="http://schemas.microsoft.com/office/word/2018/wordml/cex" xmlns:w16cid="http://schemas.microsoft.com/office/word/2016/wordml/cid" xmlns:w16="http://schemas.microsoft.com/office/word/2018/wordml" xmlns:w16du="http://schemas.microsoft.com/office/word/2023/wordml/word16du" xmlns:w16sdtdh="http://schemas.microsoft.com/office/word/2020/wordml/sdtdatahash" xmlns:w16sdtfl="http://schemas.microsoft.com/office/word/2024/wordml/sdtformatlock" xmlns:w16se="http://schemas.microsoft.com/office/word/2015/wordml/symex" xmlns:wpg="http://schemas.microsoft.com/office/word/2010/wordprocessingGroup" xmlns:wpi="http://schemas.microsoft.com/office/word/2010/wordprocessingInk" xmlns:wne="http://schemas.microsoft.com/office/word/2006/wordml" xmlns:wps="http://schemas.microsoft.com/office/word/2010/wordprocessingShape" mc:Ignorable="w14 w15 w16se w16cid w16 w16cex w16sdtdh w16sdtfl w16du wp14">
+<w:document xmlns:wpc="http://schemas.microsoft.com/office/word/2010/wordprocessingCanvas" xmlns:cx="http://schemas.microsoft.com/office/drawing/2014/chartex" xmlns:cx1="http://schemas.microsoft.com/office/drawing/2015/9/8/chartex" xmlns:cx2="http://schemas.microsoft.com/office/drawing/2015/10/21/chartex" xmlns:cx3="http://schemas.microsoft.com/office/drawing/2016/5/9/chartex" xmlns:cx4="http://schemas.microsoft.com/office/drawing/2016/5/10/chartex" xmlns:cx5="http://schemas.microsoft.com/office/drawing/2016/5/11/chartex" xmlns:cx6="http://schemas.microsoft.com/office/drawing/2016/5/12/chartex" xmlns:cx7="http://schemas.microsoft.com/office/drawing/2016/5/13/chartex" xmlns:cx8="http://schemas.microsoft.com/office/drawing/2016/5/14/chartex" xmlns:mc="http://schemas.openxmlformats.org/markup-compatibility/2006" xmlns:aink="http://schemas.microsoft.com/office/drawing/2016/ink" xmlns:am3d="http://schemas.microsoft.com/office/drawing/2017/model3d" xmlns:o="urn:schemas-microsoft-com:office:office" xmlns:oel="http://schemas.microsoft.com/office/2019/extlst" xmlns:r="http://schemas.openxmlformats.org/officeDocument/2006/relationships" xmlns:m="http://schemas.openxmlformats.org/officeDocument/2006/math" xmlns:v="urn:schemas-microsoft-com:vml" xmlns:wp14="http://schemas.microsoft.com/office/word/2010/wordprocessingDrawing" xmlns:wp="http://schemas.openxmlformats.org/drawingml/2006/wordprocessingDrawing" xmlns:w10="urn:schemas-microsoft-com:office:word" xmlns:w="http://schemas.openxmlformats.org/wordprocessingml/2006/main" xmlns:w14="http://schemas.microsoft.com/office/word/2010/wordml" xmlns:w15="http://schemas.microsoft.com/office/word/2012/wordml" xmlns:w16cei="http://schemas.microsoft.com/office/word/2026/wordml/cei" xmlns:w16cex="http://schemas.microsoft.com/office/word/2018/wordml/cex" xmlns:w16cid="http://schemas.microsoft.com/office/word/2016/wordml/cid" xmlns:w16="http://schemas.microsoft.com/office/word/2018/wordml" xmlns:w16du="http://schemas.microsoft.com/office/word/2023/wordml/word16du" xmlns:w16sdtdh="http://schemas.microsoft.com/office/word/2020/wordml/sdtdatahash" xmlns:w16sdtfl="http://schemas.microsoft.com/office/word/2024/wordml/sdtformatlock" xmlns:w16se="http://schemas.microsoft.com/office/word/2015/wordml/symex" xmlns:wpg="http://schemas.microsoft.com/office/word/2010/wordprocessingGroup" xmlns:wpi="http://schemas.microsoft.com/office/word/2010/wordprocessingInk" xmlns:wne="http://schemas.microsoft.com/office/word/2006/wordml" xmlns:wps="http://schemas.microsoft.com/office/word/2010/wordprocessingShape" mc:Ignorable="w14 w15 w16se w16cid w16 w16cex w16sdtdh w16sdtfl w16du wp14">
   <w:body>
     <w:p>
       <w:pPr>
@@ -1353,6 +1353,664 @@
         <w:t>Summary</w:t>
       </w:r>
     </w:p>
+    <w:p>
+      <w:pPr>
+        <w:rPr>
+          <w:b/>
+          <w:bCs/>
+        </w:rPr>
+      </w:pPr>
+    </w:p>
+    <w:p>
+      <w:pPr>
+        <w:rPr>
+          <w:b/>
+          <w:bCs/>
+        </w:rPr>
+      </w:pPr>
+    </w:p>
+    <w:p>
+      <w:pPr>
+        <w:rPr>
+          <w:b/>
+          <w:bCs/>
+        </w:rPr>
+      </w:pPr>
+      <w:r>
+        <w:rPr>
+          <w:b/>
+          <w:bCs/>
+        </w:rPr>
+        <w:lastRenderedPageBreak/>
+        <w:t>Lecture 5: 27/07/2026</w:t>
+      </w:r>
+    </w:p>
+    <w:p>
+      <w:pPr>
+        <w:rPr>
+          <w:b/>
+          <w:bCs/>
+        </w:rPr>
+      </w:pPr>
+      <w:r>
+        <w:rPr>
+          <w:b/>
+          <w:bCs/>
+        </w:rPr>
+        <w:t>Data collection</w:t>
+      </w:r>
+    </w:p>
+    <w:p>
+      <w:pPr>
+        <w:rPr>
+          <w:b/>
+          <w:bCs/>
+        </w:rPr>
+      </w:pPr>
+      <w:r>
+        <w:rPr>
+          <w:b/>
+          <w:bCs/>
+        </w:rPr>
+        <w:t>Systematic Process of Gathering, Measuring, and Analyzing information</w:t>
+      </w:r>
+    </w:p>
+    <w:p>
+      <w:pPr>
+        <w:rPr>
+          <w:b/>
+          <w:bCs/>
+        </w:rPr>
+      </w:pPr>
+    </w:p>
+    <w:p>
+      <w:r>
+        <w:t>Data collection is the process of collecting information from relevant sources to find a solution to the given statistical inquiry</w:t>
+      </w:r>
+    </w:p>
+    <w:p>
+      <w:r>
+        <w:t>It is the first and foremost step in a statistical investigation and an essential step because it helps us</w:t>
+      </w:r>
+    </w:p>
+    <w:p>
+      <w:r>
+        <w:t>1.Make informed decisions</w:t>
+      </w:r>
+    </w:p>
+    <w:p>
+      <w:r>
+        <w:t xml:space="preserve">2.Spot trends and patterns </w:t>
+      </w:r>
+    </w:p>
+    <w:p>
+      <w:r>
+        <w:t>3.Measure progress</w:t>
+      </w:r>
+    </w:p>
+    <w:p/>
+    <w:p>
+      <w:pPr>
+        <w:rPr>
+          <w:b/>
+          <w:bCs/>
+        </w:rPr>
+      </w:pPr>
+      <w:r>
+        <w:rPr>
+          <w:b/>
+          <w:bCs/>
+        </w:rPr>
+        <w:t>Different Methods of Collecting Data</w:t>
+      </w:r>
+    </w:p>
+    <w:p>
+      <w:r>
+        <w:t>Interview</w:t>
+      </w:r>
+    </w:p>
+    <w:p>
+      <w:r>
+        <w:t>Questionnaire</w:t>
+      </w:r>
+    </w:p>
+    <w:p>
+      <w:r>
+        <w:t>Observations</w:t>
+      </w:r>
+    </w:p>
+    <w:p>
+      <w:r>
+        <w:t>Experiments</w:t>
+      </w:r>
+    </w:p>
+    <w:p>
+      <w:r>
+        <w:t>Published sources and Unpublished sources</w:t>
+      </w:r>
+    </w:p>
+    <w:p/>
+    <w:p>
+      <w:pPr>
+        <w:rPr>
+          <w:b/>
+          <w:bCs/>
+        </w:rPr>
+      </w:pPr>
+      <w:r>
+        <w:rPr>
+          <w:b/>
+          <w:bCs/>
+        </w:rPr>
+        <w:t xml:space="preserve">Terms Related to Data Collection </w:t>
+      </w:r>
+    </w:p>
+    <w:p>
+      <w:pPr>
+        <w:rPr>
+          <w:b/>
+          <w:bCs/>
+        </w:rPr>
+      </w:pPr>
+      <w:r>
+        <w:rPr>
+          <w:b/>
+          <w:bCs/>
+        </w:rPr>
+        <w:t>Data</w:t>
+      </w:r>
+    </w:p>
+    <w:p>
+      <w:pPr>
+        <w:rPr>
+          <w:b/>
+          <w:bCs/>
+        </w:rPr>
+      </w:pPr>
+      <w:r>
+        <w:rPr>
+          <w:b/>
+          <w:bCs/>
+        </w:rPr>
+        <w:t>Investigator</w:t>
+      </w:r>
+    </w:p>
+    <w:p>
+      <w:pPr>
+        <w:rPr>
+          <w:b/>
+          <w:bCs/>
+        </w:rPr>
+      </w:pPr>
+      <w:r>
+        <w:rPr>
+          <w:b/>
+          <w:bCs/>
+        </w:rPr>
+        <w:t>Enumerators</w:t>
+      </w:r>
+    </w:p>
+    <w:p>
+      <w:pPr>
+        <w:rPr>
+          <w:b/>
+          <w:bCs/>
+        </w:rPr>
+      </w:pPr>
+    </w:p>
+    <w:p>
+      <w:pPr>
+        <w:rPr>
+          <w:b/>
+          <w:bCs/>
+        </w:rPr>
+      </w:pPr>
+      <w:r>
+        <w:rPr>
+          <w:b/>
+          <w:bCs/>
+        </w:rPr>
+        <w:t>Primary Data</w:t>
+      </w:r>
+    </w:p>
+    <w:p>
+      <w:pPr>
+        <w:rPr>
+          <w:b/>
+          <w:bCs/>
+        </w:rPr>
+      </w:pPr>
+      <w:r>
+        <w:rPr>
+          <w:b/>
+          <w:bCs/>
+        </w:rPr>
+        <w:t>Interviews: Indirect Oral Investigation &amp; Advantages</w:t>
+      </w:r>
+    </w:p>
+    <w:p>
+      <w:pPr>
+        <w:rPr>
+          <w:b/>
+          <w:bCs/>
+        </w:rPr>
+      </w:pPr>
+    </w:p>
+    <w:p>
+      <w:pPr>
+        <w:rPr>
+          <w:b/>
+          <w:bCs/>
+        </w:rPr>
+      </w:pPr>
+      <w:r>
+        <w:rPr>
+          <w:b/>
+          <w:bCs/>
+        </w:rPr>
+        <w:lastRenderedPageBreak/>
+        <w:t>Method 2:</w:t>
+      </w:r>
+      <w:r>
+        <w:rPr>
+          <w:b/>
+          <w:bCs/>
+        </w:rPr>
+        <w:t xml:space="preserve"> </w:t>
+      </w:r>
+      <w:r>
+        <w:rPr>
+          <w:b/>
+          <w:bCs/>
+        </w:rPr>
+        <w:t>- Questionnaires</w:t>
+      </w:r>
+    </w:p>
+    <w:p>
+      <w:pPr>
+        <w:rPr>
+          <w:b/>
+          <w:bCs/>
+        </w:rPr>
+      </w:pPr>
+    </w:p>
+    <w:p>
+      <w:pPr>
+        <w:rPr>
+          <w:b/>
+          <w:bCs/>
+        </w:rPr>
+      </w:pPr>
+    </w:p>
+    <w:p>
+      <w:pPr>
+        <w:rPr>
+          <w:b/>
+          <w:bCs/>
+        </w:rPr>
+      </w:pPr>
+      <w:r>
+        <w:rPr>
+          <w:b/>
+          <w:bCs/>
+        </w:rPr>
+        <w:t>Lecture 6: - 29/07/2026</w:t>
+      </w:r>
+    </w:p>
+    <w:p>
+      <w:pPr>
+        <w:rPr>
+          <w:b/>
+          <w:bCs/>
+        </w:rPr>
+      </w:pPr>
+      <w:r>
+        <w:rPr>
+          <w:b/>
+          <w:bCs/>
+        </w:rPr>
+        <w:t>Data Mart</w:t>
+      </w:r>
+      <w:r>
+        <w:rPr>
+          <w:b/>
+          <w:bCs/>
+        </w:rPr>
+        <w:t xml:space="preserve">: - </w:t>
+      </w:r>
+    </w:p>
+    <w:p>
+      <w:r>
+        <w:t>A Data Mart is a smaller, specialized subset of a Data Warehouse that is designed to serve the needs of a specific business unit, department, or team. While a data warehouse typically integrates data from multiple sources across the entire organization, a data mart focuses on a specific subject area or business function (such as sales, marketing, finance, or human resources).</w:t>
+      </w:r>
+    </w:p>
+    <w:p>
+      <w:pPr>
+        <w:rPr>
+          <w:b/>
+          <w:bCs/>
+        </w:rPr>
+      </w:pPr>
+      <w:r>
+        <w:rPr>
+          <w:b/>
+          <w:bCs/>
+        </w:rPr>
+        <w:t xml:space="preserve">Data Warehousing: - </w:t>
+      </w:r>
+    </w:p>
+    <w:p>
+      <w:r>
+        <w:t>A Data Warehouse is a centralized repository that allows you to store and analyze large amounts of data collected from different sources. It is specifically designed to handle analytical processing and decision-making. Unlike traditional databases, which are optimized for transactional processing, data warehouses are optimized for read-heavy queries, reporting, and analysis.</w:t>
+      </w:r>
+    </w:p>
+    <w:p>
+      <w:pPr>
+        <w:rPr>
+          <w:b/>
+          <w:bCs/>
+        </w:rPr>
+      </w:pPr>
+    </w:p>
+    <w:p>
+      <w:pPr>
+        <w:rPr>
+          <w:b/>
+          <w:bCs/>
+        </w:rPr>
+      </w:pPr>
+      <w:r>
+        <w:rPr>
+          <w:b/>
+          <w:bCs/>
+        </w:rPr>
+        <w:t xml:space="preserve">Real World Example of </w:t>
+      </w:r>
+      <w:r>
+        <w:rPr>
+          <w:b/>
+          <w:bCs/>
+        </w:rPr>
+        <w:t>D</w:t>
+      </w:r>
+      <w:r>
+        <w:rPr>
+          <w:b/>
+          <w:bCs/>
+        </w:rPr>
+        <w:t xml:space="preserve">ata </w:t>
+      </w:r>
+      <w:r>
+        <w:rPr>
+          <w:b/>
+          <w:bCs/>
+        </w:rPr>
+        <w:t>W</w:t>
+      </w:r>
+      <w:r>
+        <w:rPr>
+          <w:b/>
+          <w:bCs/>
+        </w:rPr>
+        <w:t xml:space="preserve">arehousing </w:t>
+      </w:r>
+    </w:p>
+    <w:p>
+      <w:r>
+        <w:t>A real-life example of a data warehouse is a large retail chain like Amazon or Target combining in-store purchases, online web clicks, and inventory data into one system to find buying trends</w:t>
+      </w:r>
+    </w:p>
+    <w:p>
+      <w:r>
+        <w:t>Banking</w:t>
+      </w:r>
+    </w:p>
+    <w:p/>
+    <w:p>
+      <w:pPr>
+        <w:rPr>
+          <w:b/>
+          <w:bCs/>
+        </w:rPr>
+      </w:pPr>
+    </w:p>
+    <w:p>
+      <w:pPr>
+        <w:rPr>
+          <w:b/>
+          <w:bCs/>
+        </w:rPr>
+      </w:pPr>
+    </w:p>
+    <w:p>
+      <w:pPr>
+        <w:rPr>
+          <w:b/>
+          <w:bCs/>
+        </w:rPr>
+      </w:pPr>
+    </w:p>
+    <w:p>
+      <w:pPr>
+        <w:rPr>
+          <w:b/>
+          <w:bCs/>
+        </w:rPr>
+      </w:pPr>
+    </w:p>
+    <w:p>
+      <w:pPr>
+        <w:rPr>
+          <w:b/>
+          <w:bCs/>
+        </w:rPr>
+      </w:pPr>
+    </w:p>
+    <w:p>
+      <w:pPr>
+        <w:rPr>
+          <w:b/>
+          <w:bCs/>
+        </w:rPr>
+      </w:pPr>
+    </w:p>
+    <w:p>
+      <w:pPr>
+        <w:rPr>
+          <w:b/>
+          <w:bCs/>
+        </w:rPr>
+      </w:pPr>
+    </w:p>
+    <w:p>
+      <w:pPr>
+        <w:rPr>
+          <w:b/>
+          <w:bCs/>
+        </w:rPr>
+      </w:pPr>
+      <w:r>
+        <w:rPr>
+          <w:b/>
+          <w:bCs/>
+        </w:rPr>
+        <w:lastRenderedPageBreak/>
+        <w:t>How the Retail Example Works</w:t>
+      </w:r>
+    </w:p>
+    <w:p>
+      <w:pPr>
+        <w:numPr>
+          <w:ilvl w:val="0"/>
+          <w:numId w:val="6"/>
+        </w:numPr>
+      </w:pPr>
+      <w:r>
+        <w:rPr>
+          <w:b/>
+          <w:bCs/>
+        </w:rPr>
+        <w:t>Data Gathering (Extract):</w:t>
+      </w:r>
+      <w:r>
+        <w:t xml:space="preserve"> The company collects data from physical cash registers (point-of-sale), the online shopping website, and customer service logs.</w:t>
+      </w:r>
+    </w:p>
+    <w:p>
+      <w:pPr>
+        <w:numPr>
+          <w:ilvl w:val="0"/>
+          <w:numId w:val="6"/>
+        </w:numPr>
+      </w:pPr>
+      <w:r>
+        <w:rPr>
+          <w:b/>
+          <w:bCs/>
+        </w:rPr>
+        <w:t>Data Cleaning (Transform):</w:t>
+      </w:r>
+      <w:r>
+        <w:t xml:space="preserve"> The system fixes errors, matches customer names, and puts dates and prices into the same format.</w:t>
+      </w:r>
+    </w:p>
+    <w:p>
+      <w:pPr>
+        <w:numPr>
+          <w:ilvl w:val="0"/>
+          <w:numId w:val="6"/>
+        </w:numPr>
+      </w:pPr>
+      <w:r>
+        <w:rPr>
+          <w:b/>
+          <w:bCs/>
+        </w:rPr>
+        <w:t>Central Storage (Load):</w:t>
+      </w:r>
+      <w:r>
+        <w:t xml:space="preserve"> All cleaned historical records are saved together in a cloud data warehouse like Snowflake or </w:t>
+      </w:r>
+      <w:r>
+        <w:t>G</w:t>
+      </w:r>
+      <w:r>
+        <w:t>oogle Big</w:t>
+      </w:r>
+      <w:r>
+        <w:t>-</w:t>
+      </w:r>
+      <w:r>
+        <w:t>Query</w:t>
+      </w:r>
+      <w:r>
+        <w:t>.</w:t>
+      </w:r>
+    </w:p>
+    <w:p>
+      <w:pPr>
+        <w:numPr>
+          <w:ilvl w:val="0"/>
+          <w:numId w:val="6"/>
+        </w:numPr>
+      </w:pPr>
+      <w:r>
+        <w:rPr>
+          <w:b/>
+          <w:bCs/>
+        </w:rPr>
+        <w:t>Analysis (Consume):</w:t>
+      </w:r>
+      <w:r>
+        <w:t xml:space="preserve"> Business teams run fast reports to see which items sell best in specific cities during winter.</w:t>
+      </w:r>
+    </w:p>
+    <w:p>
+      <w:pPr>
+        <w:ind w:left="720"/>
+      </w:pPr>
+    </w:p>
+    <w:p/>
+    <w:p>
+      <w:pPr>
+        <w:rPr>
+          <w:b/>
+          <w:bCs/>
+        </w:rPr>
+      </w:pPr>
+      <w:r>
+        <w:rPr>
+          <w:b/>
+          <w:bCs/>
+        </w:rPr>
+        <w:t>Data Warehouse Architecture</w:t>
+      </w:r>
+    </w:p>
+    <w:p>
+      <w:pPr>
+        <w:rPr>
+          <w:b/>
+          <w:bCs/>
+        </w:rPr>
+      </w:pPr>
+      <w:r>
+        <w:rPr>
+          <w:b/>
+          <w:bCs/>
+        </w:rPr>
+        <w:drawing>
+          <wp:inline distT="0" distB="0" distL="0" distR="0" wp14:anchorId="3B91487F" wp14:editId="4BDB083D">
+            <wp:extent cx="5943600" cy="3037205"/>
+            <wp:effectExtent l="0" t="0" r="0" b="0"/>
+            <wp:docPr id="146102932" name="Picture 1"/>
+            <wp:cNvGraphicFramePr>
+              <a:graphicFrameLocks xmlns:a="http://schemas.openxmlformats.org/drawingml/2006/main" noChangeAspect="1"/>
+            </wp:cNvGraphicFramePr>
+            <a:graphic xmlns:a="http://schemas.openxmlformats.org/drawingml/2006/main">
+              <a:graphicData uri="http://schemas.openxmlformats.org/drawingml/2006/picture">
+                <pic:pic xmlns:pic="http://schemas.openxmlformats.org/drawingml/2006/picture">
+                  <pic:nvPicPr>
+                    <pic:cNvPr id="146102932" name=""/>
+                    <pic:cNvPicPr/>
+                  </pic:nvPicPr>
+                  <pic:blipFill>
+                    <a:blip r:embed="rId6"/>
+                    <a:stretch>
+                      <a:fillRect/>
+                    </a:stretch>
+                  </pic:blipFill>
+                  <pic:spPr>
+                    <a:xfrm>
+                      <a:off x="0" y="0"/>
+                      <a:ext cx="5943600" cy="3037205"/>
+                    </a:xfrm>
+                    <a:prstGeom prst="rect">
+                      <a:avLst/>
+                    </a:prstGeom>
+                  </pic:spPr>
+                </pic:pic>
+              </a:graphicData>
+            </a:graphic>
+          </wp:inline>
+        </w:drawing>
+      </w:r>
+    </w:p>
+    <w:p>
+      <w:pPr>
+        <w:rPr>
+          <w:b/>
+          <w:bCs/>
+        </w:rPr>
+      </w:pPr>
+    </w:p>
+    <w:p>
+      <w:pPr>
+        <w:rPr>
+          <w:b/>
+          <w:bCs/>
+        </w:rPr>
+      </w:pPr>
+    </w:p>
     <w:sectPr>
       <w:pgSz w:w="12240" w:h="15840"/>
       <w:pgMar w:top="1440" w:right="1440" w:bottom="1440" w:left="1440" w:header="720" w:footer="720" w:gutter="0"/>
@@ -1364,7 +2022,7 @@
 </file>
 
 <file path=word/numbering.xml><?xml version="1.0" encoding="utf-8"?>
-<w:numbering xmlns:wpc="http://schemas.microsoft.com/office/word/2010/wordprocessingCanvas" xmlns:cx="http://schemas.microsoft.com/office/drawing/2014/chartex" xmlns:cx1="http://schemas.microsoft.com/office/drawing/2015/9/8/chartex" xmlns:cx2="http://schemas.microsoft.com/office/drawing/2015/10/21/chartex" xmlns:cx3="http://schemas.microsoft.com/office/drawing/2016/5/9/chartex" xmlns:cx4="http://schemas.microsoft.com/office/drawing/2016/5/10/chartex" xmlns:cx5="http://schemas.microsoft.com/office/drawing/2016/5/11/chartex" xmlns:cx6="http://schemas.microsoft.com/office/drawing/2016/5/12/chartex" xmlns:cx7="http://schemas.microsoft.com/office/drawing/2016/5/13/chartex" xmlns:cx8="http://schemas.microsoft.com/office/drawing/2016/5/14/chartex" xmlns:mc="http://schemas.openxmlformats.org/markup-compatibility/2006" xmlns:aink="http://schemas.microsoft.com/office/drawing/2016/ink" xmlns:am3d="http://schemas.microsoft.com/office/drawing/2017/model3d" xmlns:o="urn:schemas-microsoft-com:office:office" xmlns:oel="http://schemas.microsoft.com/office/2019/extlst" xmlns:r="http://schemas.openxmlformats.org/officeDocument/2006/relationships" xmlns:m="http://schemas.openxmlformats.org/officeDocument/2006/math" xmlns:v="urn:schemas-microsoft-com:vml" xmlns:wp14="http://schemas.microsoft.com/office/word/2010/wordprocessingDrawing" xmlns:wp="http://schemas.openxmlformats.org/drawingml/2006/wordprocessingDrawing" xmlns:w10="urn:schemas-microsoft-com:office:word" xmlns:w="http://schemas.openxmlformats.org/wordprocessingml/2006/main" xmlns:w14="http://schemas.microsoft.com/office/word/2010/wordml" xmlns:w15="http://schemas.microsoft.com/office/word/2012/wordml" xmlns:w16cex="http://schemas.microsoft.com/office/word/2018/wordml/cex" xmlns:w16cid="http://schemas.microsoft.com/office/word/2016/wordml/cid" xmlns:w16="http://schemas.microsoft.com/office/word/2018/wordml" xmlns:w16du="http://schemas.microsoft.com/office/word/2023/wordml/word16du" xmlns:w16sdtdh="http://schemas.microsoft.com/office/word/2020/wordml/sdtdatahash" xmlns:w16sdtfl="http://schemas.microsoft.com/office/word/2024/wordml/sdtformatlock" xmlns:w16se="http://schemas.microsoft.com/office/word/2015/wordml/symex" xmlns:wpg="http://schemas.microsoft.com/office/word/2010/wordprocessingGroup" xmlns:wpi="http://schemas.microsoft.com/office/word/2010/wordprocessingInk" xmlns:wne="http://schemas.microsoft.com/office/word/2006/wordml" xmlns:wps="http://schemas.microsoft.com/office/word/2010/wordprocessingShape" mc:Ignorable="w14 w15 w16se w16cid w16 w16cex w16sdtdh w16sdtfl w16du wp14">
+<w:numbering xmlns:wpc="http://schemas.microsoft.com/office/word/2010/wordprocessingCanvas" xmlns:cx="http://schemas.microsoft.com/office/drawing/2014/chartex" xmlns:cx1="http://schemas.microsoft.com/office/drawing/2015/9/8/chartex" xmlns:cx2="http://schemas.microsoft.com/office/drawing/2015/10/21/chartex" xmlns:cx3="http://schemas.microsoft.com/office/drawing/2016/5/9/chartex" xmlns:cx4="http://schemas.microsoft.com/office/drawing/2016/5/10/chartex" xmlns:cx5="http://schemas.microsoft.com/office/drawing/2016/5/11/chartex" xmlns:cx6="http://schemas.microsoft.com/office/drawing/2016/5/12/chartex" xmlns:cx7="http://schemas.microsoft.com/office/drawing/2016/5/13/chartex" xmlns:cx8="http://schemas.microsoft.com/office/drawing/2016/5/14/chartex" xmlns:mc="http://schemas.openxmlformats.org/markup-compatibility/2006" xmlns:aink="http://schemas.microsoft.com/office/drawing/2016/ink" xmlns:am3d="http://schemas.microsoft.com/office/drawing/2017/model3d" xmlns:o="urn:schemas-microsoft-com:office:office" xmlns:oel="http://schemas.microsoft.com/office/2019/extlst" xmlns:r="http://schemas.openxmlformats.org/officeDocument/2006/relationships" xmlns:m="http://schemas.openxmlformats.org/officeDocument/2006/math" xmlns:v="urn:schemas-microsoft-com:vml" xmlns:wp14="http://schemas.microsoft.com/office/word/2010/wordprocessingDrawing" xmlns:wp="http://schemas.openxmlformats.org/drawingml/2006/wordprocessingDrawing" xmlns:w10="urn:schemas-microsoft-com:office:word" xmlns:w="http://schemas.openxmlformats.org/wordprocessingml/2006/main" xmlns:w14="http://schemas.microsoft.com/office/word/2010/wordml" xmlns:w15="http://schemas.microsoft.com/office/word/2012/wordml" xmlns:w16cei="http://schemas.microsoft.com/office/word/2026/wordml/cei" xmlns:w16cex="http://schemas.microsoft.com/office/word/2018/wordml/cex" xmlns:w16cid="http://schemas.microsoft.com/office/word/2016/wordml/cid" xmlns:w16="http://schemas.microsoft.com/office/word/2018/wordml" xmlns:w16du="http://schemas.microsoft.com/office/word/2023/wordml/word16du" xmlns:w16sdtdh="http://schemas.microsoft.com/office/word/2020/wordml/sdtdatahash" xmlns:w16sdtfl="http://schemas.microsoft.com/office/word/2024/wordml/sdtformatlock" xmlns:w16se="http://schemas.microsoft.com/office/word/2015/wordml/symex" xmlns:wpg="http://schemas.microsoft.com/office/word/2010/wordprocessingGroup" xmlns:wpi="http://schemas.microsoft.com/office/word/2010/wordprocessingInk" xmlns:wne="http://schemas.microsoft.com/office/word/2006/wordml" xmlns:wps="http://schemas.microsoft.com/office/word/2010/wordprocessingShape" mc:Ignorable="w14 w15 w16se w16cid w16 w16cex w16sdtdh w16sdtfl w16du wp14">
   <w:abstractNum w:abstractNumId="0" w15:restartNumberingAfterBreak="0">
     <w:nsid w:val="05391B6A"/>
     <w:multiLevelType w:val="multilevel"/>
@@ -1965,6 +2623,155 @@
     <w:nsid w:val="650D6197"/>
     <w:multiLevelType w:val="multilevel"/>
     <w:tmpl w:val="442CCC06"/>
+    <w:lvl w:ilvl="0">
+      <w:start w:val="1"/>
+      <w:numFmt w:val="bullet"/>
+      <w:lvlText w:val=""/>
+      <w:lvlJc w:val="left"/>
+      <w:pPr>
+        <w:tabs>
+          <w:tab w:val="num" w:pos="720"/>
+        </w:tabs>
+        <w:ind w:left="720" w:hanging="360"/>
+      </w:pPr>
+      <w:rPr>
+        <w:rFonts w:ascii="Symbol" w:hAnsi="Symbol" w:hint="default"/>
+        <w:sz w:val="20"/>
+      </w:rPr>
+    </w:lvl>
+    <w:lvl w:ilvl="1" w:tentative="1">
+      <w:start w:val="1"/>
+      <w:numFmt w:val="bullet"/>
+      <w:lvlText w:val="o"/>
+      <w:lvlJc w:val="left"/>
+      <w:pPr>
+        <w:tabs>
+          <w:tab w:val="num" w:pos="1440"/>
+        </w:tabs>
+        <w:ind w:left="1440" w:hanging="360"/>
+      </w:pPr>
+      <w:rPr>
+        <w:rFonts w:ascii="Courier New" w:hAnsi="Courier New" w:hint="default"/>
+        <w:sz w:val="20"/>
+      </w:rPr>
+    </w:lvl>
+    <w:lvl w:ilvl="2" w:tentative="1">
+      <w:start w:val="1"/>
+      <w:numFmt w:val="bullet"/>
+      <w:lvlText w:val=""/>
+      <w:lvlJc w:val="left"/>
+      <w:pPr>
+        <w:tabs>
+          <w:tab w:val="num" w:pos="2160"/>
+        </w:tabs>
+        <w:ind w:left="2160" w:hanging="360"/>
+      </w:pPr>
+      <w:rPr>
+        <w:rFonts w:ascii="Wingdings" w:hAnsi="Wingdings" w:hint="default"/>
+        <w:sz w:val="20"/>
+      </w:rPr>
+    </w:lvl>
+    <w:lvl w:ilvl="3" w:tentative="1">
+      <w:start w:val="1"/>
+      <w:numFmt w:val="bullet"/>
+      <w:lvlText w:val=""/>
+      <w:lvlJc w:val="left"/>
+      <w:pPr>
+        <w:tabs>
+          <w:tab w:val="num" w:pos="2880"/>
+        </w:tabs>
+        <w:ind w:left="2880" w:hanging="360"/>
+      </w:pPr>
+      <w:rPr>
+        <w:rFonts w:ascii="Wingdings" w:hAnsi="Wingdings" w:hint="default"/>
+        <w:sz w:val="20"/>
+      </w:rPr>
+    </w:lvl>
+    <w:lvl w:ilvl="4" w:tentative="1">
+      <w:start w:val="1"/>
+      <w:numFmt w:val="bullet"/>
+      <w:lvlText w:val=""/>
+      <w:lvlJc w:val="left"/>
+      <w:pPr>
+        <w:tabs>
+          <w:tab w:val="num" w:pos="3600"/>
+        </w:tabs>
+        <w:ind w:left="3600" w:hanging="360"/>
+      </w:pPr>
+      <w:rPr>
+        <w:rFonts w:ascii="Wingdings" w:hAnsi="Wingdings" w:hint="default"/>
+        <w:sz w:val="20"/>
+      </w:rPr>
+    </w:lvl>
+    <w:lvl w:ilvl="5" w:tentative="1">
+      <w:start w:val="1"/>
+      <w:numFmt w:val="bullet"/>
+      <w:lvlText w:val=""/>
+      <w:lvlJc w:val="left"/>
+      <w:pPr>
+        <w:tabs>
+          <w:tab w:val="num" w:pos="4320"/>
+        </w:tabs>
+        <w:ind w:left="4320" w:hanging="360"/>
+      </w:pPr>
+      <w:rPr>
+        <w:rFonts w:ascii="Wingdings" w:hAnsi="Wingdings" w:hint="default"/>
+        <w:sz w:val="20"/>
+      </w:rPr>
+    </w:lvl>
+    <w:lvl w:ilvl="6" w:tentative="1">
+      <w:start w:val="1"/>
+      <w:numFmt w:val="bullet"/>
+      <w:lvlText w:val=""/>
+      <w:lvlJc w:val="left"/>
+      <w:pPr>
+        <w:tabs>
+          <w:tab w:val="num" w:pos="5040"/>
+        </w:tabs>
+        <w:ind w:left="5040" w:hanging="360"/>
+      </w:pPr>
+      <w:rPr>
+        <w:rFonts w:ascii="Wingdings" w:hAnsi="Wingdings" w:hint="default"/>
+        <w:sz w:val="20"/>
+      </w:rPr>
+    </w:lvl>
+    <w:lvl w:ilvl="7" w:tentative="1">
+      <w:start w:val="1"/>
+      <w:numFmt w:val="bullet"/>
+      <w:lvlText w:val=""/>
+      <w:lvlJc w:val="left"/>
+      <w:pPr>
+        <w:tabs>
+          <w:tab w:val="num" w:pos="5760"/>
+        </w:tabs>
+        <w:ind w:left="5760" w:hanging="360"/>
+      </w:pPr>
+      <w:rPr>
+        <w:rFonts w:ascii="Wingdings" w:hAnsi="Wingdings" w:hint="default"/>
+        <w:sz w:val="20"/>
+      </w:rPr>
+    </w:lvl>
+    <w:lvl w:ilvl="8" w:tentative="1">
+      <w:start w:val="1"/>
+      <w:numFmt w:val="bullet"/>
+      <w:lvlText w:val=""/>
+      <w:lvlJc w:val="left"/>
+      <w:pPr>
+        <w:tabs>
+          <w:tab w:val="num" w:pos="6480"/>
+        </w:tabs>
+        <w:ind w:left="6480" w:hanging="360"/>
+      </w:pPr>
+      <w:rPr>
+        <w:rFonts w:ascii="Wingdings" w:hAnsi="Wingdings" w:hint="default"/>
+        <w:sz w:val="20"/>
+      </w:rPr>
+    </w:lvl>
+  </w:abstractNum>
+  <w:abstractNum w:abstractNumId="5" w15:restartNumberingAfterBreak="0">
+    <w:nsid w:val="6FFF49A3"/>
+    <w:multiLevelType w:val="multilevel"/>
+    <w:tmpl w:val="8800F16C"/>
     <w:lvl w:ilvl="0">
       <w:start w:val="1"/>
       <w:numFmt w:val="bullet"/>
@@ -2124,6 +2931,9 @@
   </w:num>
   <w:num w:numId="5" w16cid:durableId="1485851395">
     <w:abstractNumId w:val="2"/>
+  </w:num>
+  <w:num w:numId="6" w16cid:durableId="588196100">
+    <w:abstractNumId w:val="5"/>
   </w:num>
 </w:numbering>
 </file>
@@ -2732,7 +3542,6 @@
   <w:style w:type="character" w:default="1" w:styleId="DefaultParagraphFont">
     <w:name w:val="Default Paragraph Font"/>
     <w:uiPriority w:val="1"/>
-    <w:semiHidden/>
     <w:unhideWhenUsed/>
   </w:style>
   <w:style w:type="table" w:default="1" w:styleId="TableNormal">
@@ -3046,6 +3855,29 @@
       <w:spacing w:val="5"/>
     </w:rPr>
   </w:style>
+  <w:style w:type="character" w:styleId="Hyperlink">
+    <w:name w:val="Hyperlink"/>
+    <w:basedOn w:val="DefaultParagraphFont"/>
+    <w:uiPriority w:val="99"/>
+    <w:unhideWhenUsed/>
+    <w:rsid w:val="004D7192"/>
+    <w:rPr>
+      <w:color w:val="0563C1" w:themeColor="hyperlink"/>
+      <w:u w:val="single"/>
+    </w:rPr>
+  </w:style>
+  <w:style w:type="character" w:styleId="UnresolvedMention">
+    <w:name w:val="Unresolved Mention"/>
+    <w:basedOn w:val="DefaultParagraphFont"/>
+    <w:uiPriority w:val="99"/>
+    <w:semiHidden/>
+    <w:unhideWhenUsed/>
+    <w:rsid w:val="004D7192"/>
+    <w:rPr>
+      <w:color w:val="605E5C"/>
+      <w:shd w:val="clear" w:color="auto" w:fill="E1DFDD"/>
+    </w:rPr>
+  </w:style>
 </w:styles>
 </file>
 
